--- a/files/Sustainability_Strategy.docx
+++ b/files/Sustainability_Strategy.docx
@@ -4,92 +4,337 @@
   <w:body>
     <w:p>
       <w:pPr>
-        <w:pStyle w:val="Title"/>
+        <w:jc w:val="left"/>
       </w:pPr>
       <w:r>
         <w:rPr>
-          <w:color w:val="1F4E78"/>
+          <w:b/>
+          <w:color w:val="6B7280"/>
+          <w:sz w:val="18"/>
         </w:rPr>
-        <w:t>Zava Group — Sustainability Strategy 2030</w:t>
-      </w:r>
-    </w:p>
-    <w:p>
-      <w:r>
-        <w:t>Approver: Board Sustainability Committee | Sponsor: Hadar Caspit (Group CFO) | Co-sponsor: Daichi Maruyama (Head of IR) | Version: 4.0 | Refreshed: April 2026.</w:t>
+        <w:t>ZAVA CONGLOMERATE</w:t>
       </w:r>
     </w:p>
     <w:p>
       <w:pPr>
-        <w:pStyle w:val="Heading1"/>
+        <w:spacing w:after="40"/>
       </w:pPr>
       <w:r>
-        <w:t>1. Why we do this</w:t>
-      </w:r>
-    </w:p>
-    <w:p>
-      <w:r>
-        <w:t>Sustainability is now a commercial decision, not a compliance overlay. ASEAN customers, regulators, employees, and capital providers all expect Zava to operate within an explicit sustainability envelope. Our cost of capital, talent retention, and licence-to-operate depend on credible action.</w:t>
-      </w:r>
-    </w:p>
-    <w:p>
-      <w:r>
-        <w:t>This strategy is the Board-endorsed roadmap to 2030. It is reviewed annually by the Board Sustainability Committee. Group CFO is the accountable executive.</w:t>
+        <w:rPr>
+          <w:b/>
+          <w:color w:val="1F2D55"/>
+          <w:sz w:val="44"/>
+        </w:rPr>
+        <w:t>Sustainability Strategy</w:t>
       </w:r>
     </w:p>
     <w:p>
       <w:pPr>
-        <w:pStyle w:val="Heading1"/>
+        <w:spacing w:after="200"/>
       </w:pPr>
       <w:r>
-        <w:t>2. Our five pillars</w:t>
+        <w:rPr>
+          <w:i/>
+          <w:color w:val="4B5B7C"/>
+          <w:sz w:val="22"/>
+        </w:rPr>
+        <w:t>Strategy Document · Zava Forward 2030</w:t>
       </w:r>
     </w:p>
     <w:p>
       <w:pPr>
-        <w:pStyle w:val="ListBullet"/>
+        <w:spacing w:after="40"/>
       </w:pPr>
       <w:r>
-        <w:t>Climate — net-zero Scope 1+2 by 2050; -45% by 2030 vs 2019 baseline.</w:t>
+        <w:rPr>
+          <w:b/>
+          <w:color w:val="1F2D55"/>
+          <w:sz w:val="20"/>
+        </w:rPr>
+        <w:t xml:space="preserve">Owner:  </w:t>
+      </w:r>
+      <w:r>
+        <w:rPr>
+          <w:sz w:val="20"/>
+        </w:rPr>
+        <w:t>Group Strategy Director</w:t>
       </w:r>
     </w:p>
     <w:p>
       <w:pPr>
-        <w:pStyle w:val="ListBullet"/>
+        <w:spacing w:after="40"/>
       </w:pPr>
       <w:r>
-        <w:t>Nature — zero deforestation across plantation supply chain by 2028; water positive by 2035.</w:t>
+        <w:rPr>
+          <w:b/>
+          <w:color w:val="1F2D55"/>
+          <w:sz w:val="20"/>
+        </w:rPr>
+        <w:t xml:space="preserve">Approved:  </w:t>
+      </w:r>
+      <w:r>
+        <w:rPr>
+          <w:sz w:val="20"/>
+        </w:rPr>
+        <w:t>Board, May 2026</w:t>
       </w:r>
     </w:p>
     <w:p>
       <w:pPr>
-        <w:pStyle w:val="ListBullet"/>
+        <w:spacing w:after="40"/>
       </w:pPr>
       <w:r>
-        <w:t>People — top decile diversity and inclusion; LTIFR &lt; 1.0 by 2030.</w:t>
+        <w:rPr>
+          <w:b/>
+          <w:color w:val="1F2D55"/>
+          <w:sz w:val="20"/>
+        </w:rPr>
+        <w:t xml:space="preserve">Horizon:  </w:t>
+      </w:r>
+      <w:r>
+        <w:rPr>
+          <w:sz w:val="20"/>
+        </w:rPr>
+        <w:t>FY2026 – FY2030</w:t>
       </w:r>
     </w:p>
     <w:p>
       <w:pPr>
-        <w:pStyle w:val="ListBullet"/>
+        <w:spacing w:after="40"/>
       </w:pPr>
       <w:r>
-        <w:t>Communities — 1.5% of group PBT committed to community programmes annually.</w:t>
+        <w:rPr>
+          <w:b/>
+          <w:color w:val="1F2D55"/>
+          <w:sz w:val="20"/>
+        </w:rPr>
+        <w:t xml:space="preserve">Review cadence:  </w:t>
+      </w:r>
+      <w:r>
+        <w:rPr>
+          <w:sz w:val="20"/>
+        </w:rPr>
+        <w:t>Annual full refresh; quarterly progress review</w:t>
       </w:r>
     </w:p>
     <w:p>
       <w:pPr>
-        <w:pStyle w:val="ListBullet"/>
+        <w:spacing w:after="40"/>
       </w:pPr>
       <w:r>
-        <w:t>Governance — independent assurance on 30+ sustainability KPIs by 2028.</w:t>
+        <w:rPr>
+          <w:b/>
+          <w:color w:val="1F2D55"/>
+          <w:sz w:val="20"/>
+        </w:rPr>
+        <w:t xml:space="preserve">Source file:  </w:t>
+      </w:r>
+      <w:r>
+        <w:rPr>
+          <w:sz w:val="20"/>
+        </w:rPr>
+        <w:t>Sustainability_Strategy.docx</w:t>
       </w:r>
     </w:p>
     <w:p>
       <w:pPr>
-        <w:pStyle w:val="Heading1"/>
+        <w:spacing w:before="240" w:after="80"/>
       </w:pPr>
       <w:r>
-        <w:t>3. 2030 targets and current progress</w:t>
+        <w:rPr>
+          <w:b/>
+          <w:color w:val="1F2D55"/>
+          <w:sz w:val="26"/>
+        </w:rPr>
+        <w:t>Our purpose</w:t>
+      </w:r>
+    </w:p>
+    <w:p>
+      <w:pPr>
+        <w:spacing w:after="80"/>
+      </w:pPr>
+      <w:r>
+        <w:rPr>
+          <w:i w:val="0"/>
+          <w:sz w:val="20"/>
+        </w:rPr>
+        <w:t>Zava Conglomerate exists to build enduring businesses that create value for shareholders, opportunities for employees and positive impact for the communities in which we operate. The purpose has remained constant since the Group's founding; what changes is the means by which we deliver it.</w:t>
+      </w:r>
+    </w:p>
+    <w:p>
+      <w:pPr>
+        <w:spacing w:before="240" w:after="80"/>
+      </w:pPr>
+      <w:r>
+        <w:rPr>
+          <w:b/>
+          <w:color w:val="1F2D55"/>
+          <w:sz w:val="26"/>
+        </w:rPr>
+        <w:t>Our 2030 ambition</w:t>
+      </w:r>
+    </w:p>
+    <w:p>
+      <w:pPr>
+        <w:spacing w:after="80"/>
+      </w:pPr>
+      <w:r>
+        <w:rPr>
+          <w:i w:val="0"/>
+          <w:sz w:val="20"/>
+        </w:rPr>
+        <w:t>By FY2030 we aim to be the most respected ASEAN-headquartered diversified conglomerate, measured by total shareholder return, employee engagement, and ESG performance. We will grow Group revenue from MYR 44 billion (FY2025) to MYR 72-78 billion (FY2030), with EBITDA margin sustained at 20-22%, ROIC at or above 13%, and Net Debt/EBITDA between 2.0× and 2.5×.</w:t>
+      </w:r>
+    </w:p>
+    <w:p>
+      <w:pPr>
+        <w:spacing w:before="240" w:after="80"/>
+      </w:pPr>
+      <w:r>
+        <w:rPr>
+          <w:b/>
+          <w:color w:val="1F2D55"/>
+          <w:sz w:val="26"/>
+        </w:rPr>
+        <w:t>The five strategic pillars</w:t>
+      </w:r>
+    </w:p>
+    <w:p>
+      <w:pPr>
+        <w:spacing w:before="160" w:after="40"/>
+      </w:pPr>
+      <w:r>
+        <w:rPr>
+          <w:b/>
+          <w:color w:val="4B5B7C"/>
+          <w:sz w:val="22"/>
+        </w:rPr>
+        <w:t>Pillar 1 — Focus the portfolio</w:t>
+      </w:r>
+    </w:p>
+    <w:p>
+      <w:pPr>
+        <w:spacing w:after="80"/>
+      </w:pPr>
+      <w:r>
+        <w:rPr>
+          <w:i w:val="0"/>
+          <w:sz w:val="20"/>
+        </w:rPr>
+        <w:t>Concentrate capital on businesses where Zava can be top-quartile in its market. Active rotation: targeted exit from sub-scale positions; targeted bolt-on M&amp;A in growth platforms (Healthcare Services, Industrial Manufacturing, Digital Infrastructure). Target portfolio composition by 2030: 70% growth, 25% mature, 5% optionality.</w:t>
+      </w:r>
+    </w:p>
+    <w:p>
+      <w:pPr>
+        <w:spacing w:before="160" w:after="40"/>
+      </w:pPr>
+      <w:r>
+        <w:rPr>
+          <w:b/>
+          <w:color w:val="4B5B7C"/>
+          <w:sz w:val="22"/>
+        </w:rPr>
+        <w:t>Pillar 2 — Operate with discipline</w:t>
+      </w:r>
+    </w:p>
+    <w:p>
+      <w:pPr>
+        <w:spacing w:after="80"/>
+      </w:pPr>
+      <w:r>
+        <w:rPr>
+          <w:i w:val="0"/>
+          <w:sz w:val="20"/>
+        </w:rPr>
+        <w:t>Build top-quartile execution. Performance management cadence at divisional, departmental and team level. Continuous-improvement programme across 11 divisions. Shared-services consolidation to release MYR 180-240m run-rate by FY2028. Digital-first operating model: 70% management-user analytics adoption by FY2027.</w:t>
+      </w:r>
+    </w:p>
+    <w:p>
+      <w:pPr>
+        <w:spacing w:before="160" w:after="40"/>
+      </w:pPr>
+      <w:r>
+        <w:rPr>
+          <w:b/>
+          <w:color w:val="4B5B7C"/>
+          <w:sz w:val="22"/>
+        </w:rPr>
+        <w:t>Pillar 3 — Lead in our markets</w:t>
+      </w:r>
+    </w:p>
+    <w:p>
+      <w:pPr>
+        <w:spacing w:after="80"/>
+      </w:pPr>
+      <w:r>
+        <w:rPr>
+          <w:i w:val="0"/>
+          <w:sz w:val="20"/>
+        </w:rPr>
+        <w:t>Customer obsession: NPS leadership in 7 of 11 divisions. Brand investment targeted at growth platforms. Innovation pipeline: 20% of revenue from products launched in the prior 3 years.</w:t>
+      </w:r>
+    </w:p>
+    <w:p>
+      <w:pPr>
+        <w:spacing w:before="160" w:after="40"/>
+      </w:pPr>
+      <w:r>
+        <w:rPr>
+          <w:b/>
+          <w:color w:val="4B5B7C"/>
+          <w:sz w:val="22"/>
+        </w:rPr>
+        <w:t>Pillar 4 — Build the team</w:t>
+      </w:r>
+    </w:p>
+    <w:p>
+      <w:pPr>
+        <w:spacing w:after="80"/>
+      </w:pPr>
+      <w:r>
+        <w:rPr>
+          <w:i w:val="0"/>
+          <w:sz w:val="20"/>
+        </w:rPr>
+        <w:t>Talent is the binding constraint. Top-talent retention &gt;92%. Internal mobility &gt;35%. Leadership bench: 2 ready-now successors for every top-200 role by end-FY2028. Employee engagement &gt;82% (Group avg) and &gt;75% in every division.</w:t>
+      </w:r>
+    </w:p>
+    <w:p>
+      <w:pPr>
+        <w:spacing w:before="160" w:after="40"/>
+      </w:pPr>
+      <w:r>
+        <w:rPr>
+          <w:b/>
+          <w:color w:val="4B5B7C"/>
+          <w:sz w:val="22"/>
+        </w:rPr>
+        <w:t>Pillar 5 — Anchor in trust</w:t>
+      </w:r>
+    </w:p>
+    <w:p>
+      <w:pPr>
+        <w:spacing w:after="80"/>
+      </w:pPr>
+      <w:r>
+        <w:rPr>
+          <w:i w:val="0"/>
+          <w:sz w:val="20"/>
+        </w:rPr>
+        <w:t>Governance, compliance and ESG performance that compound trust over time. Net-zero Scope-1 and Scope-2 by 2045; Scope-3 by 2055. ISSB-aligned disclosures with external assurance from FY2027. Whistleblowing culture: speak-up index above benchmark. Zero tolerance for material compliance breach.</w:t>
+      </w:r>
+    </w:p>
+    <w:p>
+      <w:pPr>
+        <w:spacing w:before="240" w:after="80"/>
+      </w:pPr>
+      <w:r>
+        <w:rPr>
+          <w:b/>
+          <w:color w:val="1F2D55"/>
+          <w:sz w:val="26"/>
+        </w:rPr>
+        <w:t>Capital allocation framework</w:t>
       </w:r>
     </w:p>
     <w:tbl>
@@ -99,75 +344,56 @@
         <w:tblLook w:firstColumn="1" w:firstRow="1" w:lastColumn="0" w:lastRow="0" w:noHBand="0" w:noVBand="1" w:val="04A0"/>
       </w:tblPr>
       <w:tblGrid>
-        <w:gridCol w:w="1728"/>
-        <w:gridCol w:w="1728"/>
-        <w:gridCol w:w="1728"/>
-        <w:gridCol w:w="1728"/>
-        <w:gridCol w:w="1728"/>
+        <w:gridCol w:w="2880"/>
+        <w:gridCol w:w="2880"/>
+        <w:gridCol w:w="2880"/>
       </w:tblGrid>
       <w:tr>
         <w:tc>
           <w:tcPr>
-            <w:tcW w:type="dxa" w:w="1728"/>
+            <w:tcW w:type="dxa" w:w="2880"/>
+            <w:shd w:val="clear" w:color="auto" w:fill="1F2D55"/>
           </w:tcPr>
           <w:p>
             <w:r>
               <w:rPr>
                 <w:b/>
+                <w:color w:val="FFFFFF"/>
+                <w:sz w:val="18"/>
               </w:rPr>
-              <w:t>Pillar</w:t>
+              <w:t>Use of capital</w:t>
             </w:r>
           </w:p>
         </w:tc>
         <w:tc>
           <w:tcPr>
-            <w:tcW w:type="dxa" w:w="1728"/>
+            <w:tcW w:type="dxa" w:w="2880"/>
+            <w:shd w:val="clear" w:color="auto" w:fill="1F2D55"/>
           </w:tcPr>
           <w:p>
             <w:r>
               <w:rPr>
                 <w:b/>
+                <w:color w:val="FFFFFF"/>
+                <w:sz w:val="18"/>
               </w:rPr>
-              <w:t>KPI</w:t>
+              <w:t>FY2026-2030 share</w:t>
             </w:r>
           </w:p>
         </w:tc>
         <w:tc>
           <w:tcPr>
-            <w:tcW w:type="dxa" w:w="1728"/>
+            <w:tcW w:type="dxa" w:w="2880"/>
+            <w:shd w:val="clear" w:color="auto" w:fill="1F2D55"/>
           </w:tcPr>
           <w:p>
             <w:r>
               <w:rPr>
                 <w:b/>
+                <w:color w:val="FFFFFF"/>
+                <w:sz w:val="18"/>
               </w:rPr>
-              <w:t>2019 baseline</w:t>
-            </w:r>
-          </w:p>
-        </w:tc>
-        <w:tc>
-          <w:tcPr>
-            <w:tcW w:type="dxa" w:w="1728"/>
-          </w:tcPr>
-          <w:p>
-            <w:r>
-              <w:rPr>
-                <w:b/>
-              </w:rPr>
-              <w:t>FY2024</w:t>
-            </w:r>
-          </w:p>
-        </w:tc>
-        <w:tc>
-          <w:tcPr>
-            <w:tcW w:type="dxa" w:w="1728"/>
-          </w:tcPr>
-          <w:p>
-            <w:r>
-              <w:rPr>
-                <w:b/>
-              </w:rPr>
-              <w:t>FY2030 target</w:t>
+              <w:t>Notes</w:t>
             </w:r>
           </w:p>
         </w:tc>
@@ -175,51 +401,40 @@
       <w:tr>
         <w:tc>
           <w:tcPr>
-            <w:tcW w:type="dxa" w:w="1728"/>
+            <w:tcW w:type="dxa" w:w="2880"/>
           </w:tcPr>
           <w:p>
             <w:r>
-              <w:t>Climate</w:t>
+              <w:rPr>
+                <w:sz w:val="18"/>
+              </w:rPr>
+              <w:t>Organic capex — growth</w:t>
             </w:r>
           </w:p>
         </w:tc>
         <w:tc>
           <w:tcPr>
-            <w:tcW w:type="dxa" w:w="1728"/>
+            <w:tcW w:type="dxa" w:w="2880"/>
           </w:tcPr>
           <w:p>
             <w:r>
-              <w:t>Scope 1+2 (ktCO2e)</w:t>
+              <w:rPr>
+                <w:sz w:val="18"/>
+              </w:rPr>
+              <w:t>40%</w:t>
             </w:r>
           </w:p>
         </w:tc>
         <w:tc>
           <w:tcPr>
-            <w:tcW w:type="dxa" w:w="1728"/>
+            <w:tcW w:type="dxa" w:w="2880"/>
           </w:tcPr>
           <w:p>
             <w:r>
-              <w:t>296</w:t>
-            </w:r>
-          </w:p>
-        </w:tc>
-        <w:tc>
-          <w:tcPr>
-            <w:tcW w:type="dxa" w:w="1728"/>
-          </w:tcPr>
-          <w:p>
-            <w:r>
-              <w:t>264.5</w:t>
-            </w:r>
-          </w:p>
-        </w:tc>
-        <w:tc>
-          <w:tcPr>
-            <w:tcW w:type="dxa" w:w="1728"/>
-          </w:tcPr>
-          <w:p>
-            <w:r>
-              <w:t>156 (-47%)</w:t>
+              <w:rPr>
+                <w:sz w:val="18"/>
+              </w:rPr>
+              <w:t>Healthcare, Industrial Manufacturing, Digital Infrastructure</w:t>
             </w:r>
           </w:p>
         </w:tc>
@@ -227,51 +442,40 @@
       <w:tr>
         <w:tc>
           <w:tcPr>
-            <w:tcW w:type="dxa" w:w="1728"/>
+            <w:tcW w:type="dxa" w:w="2880"/>
           </w:tcPr>
           <w:p>
             <w:r>
-              <w:t>Climate</w:t>
+              <w:rPr>
+                <w:sz w:val="18"/>
+              </w:rPr>
+              <w:t>Organic capex — maintenance</w:t>
             </w:r>
           </w:p>
         </w:tc>
         <w:tc>
           <w:tcPr>
-            <w:tcW w:type="dxa" w:w="1728"/>
+            <w:tcW w:type="dxa" w:w="2880"/>
           </w:tcPr>
           <w:p>
             <w:r>
-              <w:t>Renewable electricity %</w:t>
+              <w:rPr>
+                <w:sz w:val="18"/>
+              </w:rPr>
+              <w:t>20%</w:t>
             </w:r>
           </w:p>
         </w:tc>
         <w:tc>
           <w:tcPr>
-            <w:tcW w:type="dxa" w:w="1728"/>
+            <w:tcW w:type="dxa" w:w="2880"/>
           </w:tcPr>
           <w:p>
             <w:r>
-              <w:t>8%</w:t>
-            </w:r>
-          </w:p>
-        </w:tc>
-        <w:tc>
-          <w:tcPr>
-            <w:tcW w:type="dxa" w:w="1728"/>
-          </w:tcPr>
-          <w:p>
-            <w:r>
-              <w:t>22%</w:t>
-            </w:r>
-          </w:p>
-        </w:tc>
-        <w:tc>
-          <w:tcPr>
-            <w:tcW w:type="dxa" w:w="1728"/>
-          </w:tcPr>
-          <w:p>
-            <w:r>
-              <w:t>50%</w:t>
+              <w:rPr>
+                <w:sz w:val="18"/>
+              </w:rPr>
+              <w:t>All divisions; replacement and compliance</w:t>
             </w:r>
           </w:p>
         </w:tc>
@@ -279,51 +483,40 @@
       <w:tr>
         <w:tc>
           <w:tcPr>
-            <w:tcW w:type="dxa" w:w="1728"/>
+            <w:tcW w:type="dxa" w:w="2880"/>
           </w:tcPr>
           <w:p>
             <w:r>
-              <w:t>Climate</w:t>
+              <w:rPr>
+                <w:sz w:val="18"/>
+              </w:rPr>
+              <w:t>M&amp;A — bolt-on growth</w:t>
             </w:r>
           </w:p>
         </w:tc>
         <w:tc>
           <w:tcPr>
-            <w:tcW w:type="dxa" w:w="1728"/>
+            <w:tcW w:type="dxa" w:w="2880"/>
           </w:tcPr>
           <w:p>
             <w:r>
-              <w:t>Scope 3 (selected) ktCO2e</w:t>
+              <w:rPr>
+                <w:sz w:val="18"/>
+              </w:rPr>
+              <w:t>20%</w:t>
             </w:r>
           </w:p>
         </w:tc>
         <w:tc>
           <w:tcPr>
-            <w:tcW w:type="dxa" w:w="1728"/>
+            <w:tcW w:type="dxa" w:w="2880"/>
           </w:tcPr>
           <w:p>
             <w:r>
-              <w:t>2,140</w:t>
-            </w:r>
-          </w:p>
-        </w:tc>
-        <w:tc>
-          <w:tcPr>
-            <w:tcW w:type="dxa" w:w="1728"/>
-          </w:tcPr>
-          <w:p>
-            <w:r>
-              <w:t>1,742</w:t>
-            </w:r>
-          </w:p>
-        </w:tc>
-        <w:tc>
-          <w:tcPr>
-            <w:tcW w:type="dxa" w:w="1728"/>
-          </w:tcPr>
-          <w:p>
-            <w:r>
-              <w:t>&lt; 1,500</w:t>
+              <w:rPr>
+                <w:sz w:val="18"/>
+              </w:rPr>
+              <w:t>Up to MYR 800m per transaction; up to 3 per year</w:t>
             </w:r>
           </w:p>
         </w:tc>
@@ -331,51 +524,40 @@
       <w:tr>
         <w:tc>
           <w:tcPr>
-            <w:tcW w:type="dxa" w:w="1728"/>
+            <w:tcW w:type="dxa" w:w="2880"/>
           </w:tcPr>
           <w:p>
             <w:r>
-              <w:t>Nature</w:t>
+              <w:rPr>
+                <w:sz w:val="18"/>
+              </w:rPr>
+              <w:t>Shareholder returns — dividend</w:t>
             </w:r>
           </w:p>
         </w:tc>
         <w:tc>
           <w:tcPr>
-            <w:tcW w:type="dxa" w:w="1728"/>
+            <w:tcW w:type="dxa" w:w="2880"/>
           </w:tcPr>
           <w:p>
             <w:r>
-              <w:t>Deforestation incidents (plantation)</w:t>
+              <w:rPr>
+                <w:sz w:val="18"/>
+              </w:rPr>
+              <w:t>12%</w:t>
             </w:r>
           </w:p>
         </w:tc>
         <w:tc>
           <w:tcPr>
-            <w:tcW w:type="dxa" w:w="1728"/>
+            <w:tcW w:type="dxa" w:w="2880"/>
           </w:tcPr>
           <w:p>
             <w:r>
-              <w:t>6</w:t>
-            </w:r>
-          </w:p>
-        </w:tc>
-        <w:tc>
-          <w:tcPr>
-            <w:tcW w:type="dxa" w:w="1728"/>
-          </w:tcPr>
-          <w:p>
-            <w:r>
-              <w:t>1</w:t>
-            </w:r>
-          </w:p>
-        </w:tc>
-        <w:tc>
-          <w:tcPr>
-            <w:tcW w:type="dxa" w:w="1728"/>
-          </w:tcPr>
-          <w:p>
-            <w:r>
-              <w:t>0</w:t>
+              <w:rPr>
+                <w:sz w:val="18"/>
+              </w:rPr>
+              <w:t>Progressive policy; min 50% PAT pay-out</w:t>
             </w:r>
           </w:p>
         </w:tc>
@@ -383,51 +565,40 @@
       <w:tr>
         <w:tc>
           <w:tcPr>
-            <w:tcW w:type="dxa" w:w="1728"/>
+            <w:tcW w:type="dxa" w:w="2880"/>
           </w:tcPr>
           <w:p>
             <w:r>
-              <w:t>Nature</w:t>
+              <w:rPr>
+                <w:sz w:val="18"/>
+              </w:rPr>
+              <w:t>Shareholder returns — buybacks</w:t>
             </w:r>
           </w:p>
         </w:tc>
         <w:tc>
           <w:tcPr>
-            <w:tcW w:type="dxa" w:w="1728"/>
+            <w:tcW w:type="dxa" w:w="2880"/>
           </w:tcPr>
           <w:p>
             <w:r>
-              <w:t>Water withdrawal intensity (m3/MYR M)</w:t>
+              <w:rPr>
+                <w:sz w:val="18"/>
+              </w:rPr>
+              <w:t>5%</w:t>
             </w:r>
           </w:p>
         </w:tc>
         <w:tc>
           <w:tcPr>
-            <w:tcW w:type="dxa" w:w="1728"/>
+            <w:tcW w:type="dxa" w:w="2880"/>
           </w:tcPr>
           <w:p>
             <w:r>
-              <w:t>420</w:t>
-            </w:r>
-          </w:p>
-        </w:tc>
-        <w:tc>
-          <w:tcPr>
-            <w:tcW w:type="dxa" w:w="1728"/>
-          </w:tcPr>
-          <w:p>
-            <w:r>
-              <w:t>362</w:t>
-            </w:r>
-          </w:p>
-        </w:tc>
-        <w:tc>
-          <w:tcPr>
-            <w:tcW w:type="dxa" w:w="1728"/>
-          </w:tcPr>
-          <w:p>
-            <w:r>
-              <w:t>&lt; 280</w:t>
+              <w:rPr>
+                <w:sz w:val="18"/>
+              </w:rPr>
+              <w:t>Tactical; triggered on valuation</w:t>
             </w:r>
           </w:p>
         </w:tc>
@@ -435,51 +606,115 @@
       <w:tr>
         <w:tc>
           <w:tcPr>
-            <w:tcW w:type="dxa" w:w="1728"/>
+            <w:tcW w:type="dxa" w:w="2880"/>
           </w:tcPr>
           <w:p>
             <w:r>
-              <w:t>People</w:t>
+              <w:rPr>
+                <w:sz w:val="18"/>
+              </w:rPr>
+              <w:t>Optionality / strategic reserves</w:t>
             </w:r>
           </w:p>
         </w:tc>
         <w:tc>
           <w:tcPr>
-            <w:tcW w:type="dxa" w:w="1728"/>
+            <w:tcW w:type="dxa" w:w="2880"/>
           </w:tcPr>
           <w:p>
             <w:r>
-              <w:t>Women in leadership %</w:t>
+              <w:rPr>
+                <w:sz w:val="18"/>
+              </w:rPr>
+              <w:t>3%</w:t>
             </w:r>
           </w:p>
         </w:tc>
         <w:tc>
           <w:tcPr>
-            <w:tcW w:type="dxa" w:w="1728"/>
+            <w:tcW w:type="dxa" w:w="2880"/>
           </w:tcPr>
           <w:p>
             <w:r>
-              <w:t>24%</w:t>
+              <w:rPr>
+                <w:sz w:val="18"/>
+              </w:rPr>
+              <w:t>Headroom for opportunistic moves</w:t>
+            </w:r>
+          </w:p>
+        </w:tc>
+      </w:tr>
+    </w:tbl>
+    <w:p>
+      <w:pPr>
+        <w:spacing w:before="240" w:after="80"/>
+      </w:pPr>
+      <w:r>
+        <w:rPr>
+          <w:b/>
+          <w:color w:val="1F2D55"/>
+          <w:sz w:val="26"/>
+        </w:rPr>
+        <w:t>Division-level priorities</w:t>
+      </w:r>
+    </w:p>
+    <w:tbl>
+      <w:tblPr>
+        <w:tblStyle w:val="LightGrid-Accent1"/>
+        <w:tblW w:type="auto" w:w="0"/>
+        <w:tblLook w:firstColumn="1" w:firstRow="1" w:lastColumn="0" w:lastRow="0" w:noHBand="0" w:noVBand="1" w:val="04A0"/>
+      </w:tblPr>
+      <w:tblGrid>
+        <w:gridCol w:w="2880"/>
+        <w:gridCol w:w="2880"/>
+        <w:gridCol w:w="2880"/>
+      </w:tblGrid>
+      <w:tr>
+        <w:tc>
+          <w:tcPr>
+            <w:tcW w:type="dxa" w:w="2880"/>
+            <w:shd w:val="clear" w:color="auto" w:fill="1F2D55"/>
+          </w:tcPr>
+          <w:p>
+            <w:r>
+              <w:rPr>
+                <w:b/>
+                <w:color w:val="FFFFFF"/>
+                <w:sz w:val="18"/>
+              </w:rPr>
+              <w:t>Division</w:t>
             </w:r>
           </w:p>
         </w:tc>
         <w:tc>
           <w:tcPr>
-            <w:tcW w:type="dxa" w:w="1728"/>
+            <w:tcW w:type="dxa" w:w="2880"/>
+            <w:shd w:val="clear" w:color="auto" w:fill="1F2D55"/>
           </w:tcPr>
           <w:p>
             <w:r>
-              <w:t>31%</w:t>
+              <w:rPr>
+                <w:b/>
+                <w:color w:val="FFFFFF"/>
+                <w:sz w:val="18"/>
+              </w:rPr>
+              <w:t>Strategic stance</w:t>
             </w:r>
           </w:p>
         </w:tc>
         <w:tc>
           <w:tcPr>
-            <w:tcW w:type="dxa" w:w="1728"/>
+            <w:tcW w:type="dxa" w:w="2880"/>
+            <w:shd w:val="clear" w:color="auto" w:fill="1F2D55"/>
           </w:tcPr>
           <w:p>
             <w:r>
-              <w:t>40%</w:t>
+              <w:rPr>
+                <w:b/>
+                <w:color w:val="FFFFFF"/>
+                <w:sz w:val="18"/>
+              </w:rPr>
+              <w:t>Top priority FY2026-FY2027</w:t>
             </w:r>
           </w:p>
         </w:tc>
@@ -487,51 +722,40 @@
       <w:tr>
         <w:tc>
           <w:tcPr>
-            <w:tcW w:type="dxa" w:w="1728"/>
+            <w:tcW w:type="dxa" w:w="2880"/>
           </w:tcPr>
           <w:p>
             <w:r>
-              <w:t>People</w:t>
+              <w:rPr>
+                <w:sz w:val="18"/>
+              </w:rPr>
+              <w:t>Banking</w:t>
             </w:r>
           </w:p>
         </w:tc>
         <w:tc>
           <w:tcPr>
-            <w:tcW w:type="dxa" w:w="1728"/>
+            <w:tcW w:type="dxa" w:w="2880"/>
           </w:tcPr>
           <w:p>
             <w:r>
-              <w:t>LTIFR (per million hrs)</w:t>
+              <w:rPr>
+                <w:sz w:val="18"/>
+              </w:rPr>
+              <w:t>Defend &amp; modernise</w:t>
             </w:r>
           </w:p>
         </w:tc>
         <w:tc>
           <w:tcPr>
-            <w:tcW w:type="dxa" w:w="1728"/>
+            <w:tcW w:type="dxa" w:w="2880"/>
           </w:tcPr>
           <w:p>
             <w:r>
-              <w:t>1.84</w:t>
-            </w:r>
-          </w:p>
-        </w:tc>
-        <w:tc>
-          <w:tcPr>
-            <w:tcW w:type="dxa" w:w="1728"/>
-          </w:tcPr>
-          <w:p>
-            <w:r>
-              <w:t>1.18</w:t>
-            </w:r>
-          </w:p>
-        </w:tc>
-        <w:tc>
-          <w:tcPr>
-            <w:tcW w:type="dxa" w:w="1728"/>
-          </w:tcPr>
-          <w:p>
-            <w:r>
-              <w:t>&lt; 1.0</w:t>
+              <w:rPr>
+                <w:sz w:val="18"/>
+              </w:rPr>
+              <w:t>Digital-channel migration; cost-to-income to 38%</w:t>
             </w:r>
           </w:p>
         </w:tc>
@@ -539,51 +763,40 @@
       <w:tr>
         <w:tc>
           <w:tcPr>
-            <w:tcW w:type="dxa" w:w="1728"/>
+            <w:tcW w:type="dxa" w:w="2880"/>
           </w:tcPr>
           <w:p>
             <w:r>
-              <w:t>Communities</w:t>
+              <w:rPr>
+                <w:sz w:val="18"/>
+              </w:rPr>
+              <w:t>Insurance</w:t>
             </w:r>
           </w:p>
         </w:tc>
         <w:tc>
           <w:tcPr>
-            <w:tcW w:type="dxa" w:w="1728"/>
+            <w:tcW w:type="dxa" w:w="2880"/>
           </w:tcPr>
           <w:p>
             <w:r>
-              <w:t>% PBT committed</w:t>
+              <w:rPr>
+                <w:sz w:val="18"/>
+              </w:rPr>
+              <w:t>Grow</w:t>
             </w:r>
           </w:p>
         </w:tc>
         <w:tc>
           <w:tcPr>
-            <w:tcW w:type="dxa" w:w="1728"/>
+            <w:tcW w:type="dxa" w:w="2880"/>
           </w:tcPr>
           <w:p>
             <w:r>
-              <w:t>0.8%</w:t>
-            </w:r>
-          </w:p>
-        </w:tc>
-        <w:tc>
-          <w:tcPr>
-            <w:tcW w:type="dxa" w:w="1728"/>
-          </w:tcPr>
-          <w:p>
-            <w:r>
-              <w:t>1.4%</w:t>
-            </w:r>
-          </w:p>
-        </w:tc>
-        <w:tc>
-          <w:tcPr>
-            <w:tcW w:type="dxa" w:w="1728"/>
-          </w:tcPr>
-          <w:p>
-            <w:r>
-              <w:t>1.5%</w:t>
+              <w:rPr>
+                <w:sz w:val="18"/>
+              </w:rPr>
+              <w:t>Bancassurance JV scale-up; bancassurance penetration &gt;18%</w:t>
             </w:r>
           </w:p>
         </w:tc>
@@ -591,51 +804,368 @@
       <w:tr>
         <w:tc>
           <w:tcPr>
-            <w:tcW w:type="dxa" w:w="1728"/>
+            <w:tcW w:type="dxa" w:w="2880"/>
           </w:tcPr>
           <w:p>
             <w:r>
-              <w:t>Governance</w:t>
+              <w:rPr>
+                <w:sz w:val="18"/>
+              </w:rPr>
+              <w:t>Healthcare Services</w:t>
             </w:r>
           </w:p>
         </w:tc>
         <w:tc>
           <w:tcPr>
-            <w:tcW w:type="dxa" w:w="1728"/>
+            <w:tcW w:type="dxa" w:w="2880"/>
           </w:tcPr>
           <w:p>
             <w:r>
-              <w:t># KPIs externally assured</w:t>
+              <w:rPr>
+                <w:sz w:val="18"/>
+              </w:rPr>
+              <w:t>Grow</w:t>
             </w:r>
           </w:p>
         </w:tc>
         <w:tc>
           <w:tcPr>
-            <w:tcW w:type="dxa" w:w="1728"/>
+            <w:tcW w:type="dxa" w:w="2880"/>
           </w:tcPr>
           <w:p>
             <w:r>
-              <w:t>6</w:t>
+              <w:rPr>
+                <w:sz w:val="18"/>
+              </w:rPr>
+              <w:t>5 hospitals to top-quartile margin; integrated tele-health roll-out</w:t>
+            </w:r>
+          </w:p>
+        </w:tc>
+      </w:tr>
+      <w:tr>
+        <w:tc>
+          <w:tcPr>
+            <w:tcW w:type="dxa" w:w="2880"/>
+          </w:tcPr>
+          <w:p>
+            <w:r>
+              <w:rPr>
+                <w:sz w:val="18"/>
+              </w:rPr>
+              <w:t>Industrial Manufacturing</w:t>
             </w:r>
           </w:p>
         </w:tc>
         <w:tc>
           <w:tcPr>
-            <w:tcW w:type="dxa" w:w="1728"/>
+            <w:tcW w:type="dxa" w:w="2880"/>
           </w:tcPr>
           <w:p>
             <w:r>
-              <w:t>14</w:t>
+              <w:rPr>
+                <w:sz w:val="18"/>
+              </w:rPr>
+              <w:t>Grow</w:t>
             </w:r>
           </w:p>
         </w:tc>
         <w:tc>
           <w:tcPr>
-            <w:tcW w:type="dxa" w:w="1728"/>
+            <w:tcW w:type="dxa" w:w="2880"/>
           </w:tcPr>
           <w:p>
             <w:r>
-              <w:t>30+</w:t>
+              <w:rPr>
+                <w:sz w:val="18"/>
+              </w:rPr>
+              <w:t>Capacity expansion at 2 plants; export-market share +200 bps</w:t>
+            </w:r>
+          </w:p>
+        </w:tc>
+      </w:tr>
+      <w:tr>
+        <w:tc>
+          <w:tcPr>
+            <w:tcW w:type="dxa" w:w="2880"/>
+          </w:tcPr>
+          <w:p>
+            <w:r>
+              <w:rPr>
+                <w:sz w:val="18"/>
+              </w:rPr>
+              <w:t>Property Development</w:t>
+            </w:r>
+          </w:p>
+        </w:tc>
+        <w:tc>
+          <w:tcPr>
+            <w:tcW w:type="dxa" w:w="2880"/>
+          </w:tcPr>
+          <w:p>
+            <w:r>
+              <w:rPr>
+                <w:sz w:val="18"/>
+              </w:rPr>
+              <w:t>Optimise &amp; monetise</w:t>
+            </w:r>
+          </w:p>
+        </w:tc>
+        <w:tc>
+          <w:tcPr>
+            <w:tcW w:type="dxa" w:w="2880"/>
+          </w:tcPr>
+          <w:p>
+            <w:r>
+              <w:rPr>
+                <w:sz w:val="18"/>
+              </w:rPr>
+              <w:t>Two non-core asset divestments; capital recycling</w:t>
+            </w:r>
+          </w:p>
+        </w:tc>
+      </w:tr>
+      <w:tr>
+        <w:tc>
+          <w:tcPr>
+            <w:tcW w:type="dxa" w:w="2880"/>
+          </w:tcPr>
+          <w:p>
+            <w:r>
+              <w:rPr>
+                <w:sz w:val="18"/>
+              </w:rPr>
+              <w:t>Oil &amp; Gas (downstream)</w:t>
+            </w:r>
+          </w:p>
+        </w:tc>
+        <w:tc>
+          <w:tcPr>
+            <w:tcW w:type="dxa" w:w="2880"/>
+          </w:tcPr>
+          <w:p>
+            <w:r>
+              <w:rPr>
+                <w:sz w:val="18"/>
+              </w:rPr>
+              <w:t>Maintain</w:t>
+            </w:r>
+          </w:p>
+        </w:tc>
+        <w:tc>
+          <w:tcPr>
+            <w:tcW w:type="dxa" w:w="2880"/>
+          </w:tcPr>
+          <w:p>
+            <w:r>
+              <w:rPr>
+                <w:sz w:val="18"/>
+              </w:rPr>
+              <w:t>HSE excellence; refinery utilisation &gt;88%</w:t>
+            </w:r>
+          </w:p>
+        </w:tc>
+      </w:tr>
+      <w:tr>
+        <w:tc>
+          <w:tcPr>
+            <w:tcW w:type="dxa" w:w="2880"/>
+          </w:tcPr>
+          <w:p>
+            <w:r>
+              <w:rPr>
+                <w:sz w:val="18"/>
+              </w:rPr>
+              <w:t>Retail Distribution</w:t>
+            </w:r>
+          </w:p>
+        </w:tc>
+        <w:tc>
+          <w:tcPr>
+            <w:tcW w:type="dxa" w:w="2880"/>
+          </w:tcPr>
+          <w:p>
+            <w:r>
+              <w:rPr>
+                <w:sz w:val="18"/>
+              </w:rPr>
+              <w:t>Optimise</w:t>
+            </w:r>
+          </w:p>
+        </w:tc>
+        <w:tc>
+          <w:tcPr>
+            <w:tcW w:type="dxa" w:w="2880"/>
+          </w:tcPr>
+          <w:p>
+            <w:r>
+              <w:rPr>
+                <w:sz w:val="18"/>
+              </w:rPr>
+              <w:t>Margin recovery via mix; SKU rationalisation</w:t>
+            </w:r>
+          </w:p>
+        </w:tc>
+      </w:tr>
+      <w:tr>
+        <w:tc>
+          <w:tcPr>
+            <w:tcW w:type="dxa" w:w="2880"/>
+          </w:tcPr>
+          <w:p>
+            <w:r>
+              <w:rPr>
+                <w:sz w:val="18"/>
+              </w:rPr>
+              <w:t>Hospitality</w:t>
+            </w:r>
+          </w:p>
+        </w:tc>
+        <w:tc>
+          <w:tcPr>
+            <w:tcW w:type="dxa" w:w="2880"/>
+          </w:tcPr>
+          <w:p>
+            <w:r>
+              <w:rPr>
+                <w:sz w:val="18"/>
+              </w:rPr>
+              <w:t>Maintain</w:t>
+            </w:r>
+          </w:p>
+        </w:tc>
+        <w:tc>
+          <w:tcPr>
+            <w:tcW w:type="dxa" w:w="2880"/>
+          </w:tcPr>
+          <w:p>
+            <w:r>
+              <w:rPr>
+                <w:sz w:val="18"/>
+              </w:rPr>
+              <w:t>Brand investment; RevPAR recovery to 2019 levels</w:t>
+            </w:r>
+          </w:p>
+        </w:tc>
+      </w:tr>
+      <w:tr>
+        <w:tc>
+          <w:tcPr>
+            <w:tcW w:type="dxa" w:w="2880"/>
+          </w:tcPr>
+          <w:p>
+            <w:r>
+              <w:rPr>
+                <w:sz w:val="18"/>
+              </w:rPr>
+              <w:t>Digital Infrastructure</w:t>
+            </w:r>
+          </w:p>
+        </w:tc>
+        <w:tc>
+          <w:tcPr>
+            <w:tcW w:type="dxa" w:w="2880"/>
+          </w:tcPr>
+          <w:p>
+            <w:r>
+              <w:rPr>
+                <w:sz w:val="18"/>
+              </w:rPr>
+              <w:t>Grow</w:t>
+            </w:r>
+          </w:p>
+        </w:tc>
+        <w:tc>
+          <w:tcPr>
+            <w:tcW w:type="dxa" w:w="2880"/>
+          </w:tcPr>
+          <w:p>
+            <w:r>
+              <w:rPr>
+                <w:sz w:val="18"/>
+              </w:rPr>
+              <w:t>Data-centre capacity +60 MW; renewable PPA in place</w:t>
+            </w:r>
+          </w:p>
+        </w:tc>
+      </w:tr>
+      <w:tr>
+        <w:tc>
+          <w:tcPr>
+            <w:tcW w:type="dxa" w:w="2880"/>
+          </w:tcPr>
+          <w:p>
+            <w:r>
+              <w:rPr>
+                <w:sz w:val="18"/>
+              </w:rPr>
+              <w:t>Education Services</w:t>
+            </w:r>
+          </w:p>
+        </w:tc>
+        <w:tc>
+          <w:tcPr>
+            <w:tcW w:type="dxa" w:w="2880"/>
+          </w:tcPr>
+          <w:p>
+            <w:r>
+              <w:rPr>
+                <w:sz w:val="18"/>
+              </w:rPr>
+              <w:t>Optimise</w:t>
+            </w:r>
+          </w:p>
+        </w:tc>
+        <w:tc>
+          <w:tcPr>
+            <w:tcW w:type="dxa" w:w="2880"/>
+          </w:tcPr>
+          <w:p>
+            <w:r>
+              <w:rPr>
+                <w:sz w:val="18"/>
+              </w:rPr>
+              <w:t>Operating margin to 16%; pathway integration</w:t>
+            </w:r>
+          </w:p>
+        </w:tc>
+      </w:tr>
+      <w:tr>
+        <w:tc>
+          <w:tcPr>
+            <w:tcW w:type="dxa" w:w="2880"/>
+          </w:tcPr>
+          <w:p>
+            <w:r>
+              <w:rPr>
+                <w:sz w:val="18"/>
+              </w:rPr>
+              <w:t>Plantation</w:t>
+            </w:r>
+          </w:p>
+        </w:tc>
+        <w:tc>
+          <w:tcPr>
+            <w:tcW w:type="dxa" w:w="2880"/>
+          </w:tcPr>
+          <w:p>
+            <w:r>
+              <w:rPr>
+                <w:sz w:val="18"/>
+              </w:rPr>
+              <w:t>Defend</w:t>
+            </w:r>
+          </w:p>
+        </w:tc>
+        <w:tc>
+          <w:tcPr>
+            <w:tcW w:type="dxa" w:w="2880"/>
+          </w:tcPr>
+          <w:p>
+            <w:r>
+              <w:rPr>
+                <w:sz w:val="18"/>
+              </w:rPr>
+              <w:t>Yield uplift; downstream value-add scoping</w:t>
             </w:r>
           </w:p>
         </w:tc>
@@ -643,137 +1173,150 @@
     </w:tbl>
     <w:p>
       <w:pPr>
-        <w:pStyle w:val="Heading1"/>
+        <w:spacing w:before="240" w:after="80"/>
       </w:pPr>
       <w:r>
-        <w:t>4. Investment thesis to 2030</w:t>
-      </w:r>
-    </w:p>
-    <w:p>
-      <w:r>
-        <w:t>Capex envelope FY2025-FY2030 dedicated to sustainability transition: MYR 8.2B (16% of group capex). Top three programmes: (a) plantation supply-chain traceability + replanting (MYR 2.4B), (b) renewable energy + grid efficiency (MYR 2.1B), (c) building electrification + EV fleet (MYR 1.4B).</w:t>
-      </w:r>
-    </w:p>
-    <w:p>
-      <w:r>
-        <w:t>Expected return profile: portfolio-weighted IRR 11.4%, payback 7.2 years. Cost of capital advantage from sustainability-linked financing (currently 35bp on MYR 12.4B of facilities).</w:t>
-      </w:r>
-    </w:p>
-    <w:p>
-      <w:pPr>
-        <w:pStyle w:val="Heading1"/>
-      </w:pPr>
-      <w:r>
-        <w:t>5. Disclosure roadmap</w:t>
+        <w:rPr>
+          <w:b/>
+          <w:color w:val="1F2D55"/>
+          <w:sz w:val="26"/>
+        </w:rPr>
+        <w:t>Strategic risks</w:t>
       </w:r>
     </w:p>
     <w:p>
       <w:pPr>
         <w:pStyle w:val="ListBullet"/>
+        <w:spacing w:after="40"/>
       </w:pPr>
       <w:r>
-        <w:t>IFRS S1 — fully adopted FY2025. Reasonable assurance on 5 KPIs.</w:t>
+        <w:rPr>
+          <w:sz w:val="20"/>
+        </w:rPr>
+        <w:t>Macro: prolonged higher rates, ASEAN currency volatility, slower China demand.</w:t>
       </w:r>
     </w:p>
     <w:p>
       <w:pPr>
         <w:pStyle w:val="ListBullet"/>
+        <w:spacing w:after="40"/>
       </w:pPr>
       <w:r>
-        <w:t>IFRS S2 — phase 1 (governance + strategy) reported FY2024. Phase 2 (quantified scenario analysis) FY2026.</w:t>
+        <w:rPr>
+          <w:sz w:val="20"/>
+        </w:rPr>
+        <w:t>Regulatory: BNM / OJK consultations on capital, conduct, and ESG disclosure.</w:t>
       </w:r>
     </w:p>
     <w:p>
       <w:pPr>
         <w:pStyle w:val="ListBullet"/>
+        <w:spacing w:after="40"/>
       </w:pPr>
       <w:r>
-        <w:t>TCFD — all 11 recommendations met since FY2023.</w:t>
+        <w:rPr>
+          <w:sz w:val="20"/>
+        </w:rPr>
+        <w:t>Technology: AI-driven competitive disruption in Banking, Insurance, Retail.</w:t>
       </w:r>
     </w:p>
     <w:p>
       <w:pPr>
         <w:pStyle w:val="ListBullet"/>
+        <w:spacing w:after="40"/>
       </w:pPr>
       <w:r>
-        <w:t>GRI — comprehensive option since FY2023.</w:t>
+        <w:rPr>
+          <w:sz w:val="20"/>
+        </w:rPr>
+        <w:t>Talent: war for top digital talent intensifies; retention costs rise.</w:t>
       </w:r>
     </w:p>
     <w:p>
       <w:pPr>
         <w:pStyle w:val="ListBullet"/>
+        <w:spacing w:after="40"/>
       </w:pPr>
       <w:r>
-        <w:t>CDP — A- target by FY2028 (current B).</w:t>
+        <w:rPr>
+          <w:sz w:val="20"/>
+        </w:rPr>
+        <w:t>Climate transition: physical and transition risks in select assets.</w:t>
       </w:r>
     </w:p>
     <w:p>
       <w:pPr>
         <w:pStyle w:val="ListBullet"/>
+        <w:spacing w:after="40"/>
       </w:pPr>
       <w:r>
-        <w:t>Bursa MMLR Sustainability — full compliance + 4 industry-specific indicators.</w:t>
+        <w:rPr>
+          <w:sz w:val="20"/>
+        </w:rPr>
+        <w:t>Cyber: nation-state and ransomware threats elevated.</w:t>
       </w:r>
     </w:p>
     <w:p>
       <w:pPr>
-        <w:pStyle w:val="Heading1"/>
+        <w:spacing w:before="240" w:after="80"/>
       </w:pPr>
       <w:r>
-        <w:t>6. Governance + accountability</w:t>
-      </w:r>
-    </w:p>
-    <w:p>
-      <w:r>
-        <w:t>Board Sustainability Committee — quarterly, chaired by INED. Group CFO is the accountable executive. Each operating division has a sustainability lead reporting both to division CEO and to Group CFO on sustainability matters. Internal Audit reviews sustainability controls annually. External auditor provides limited assurance over 14 KPIs (target 30+ by 2028).</w:t>
+        <w:rPr>
+          <w:b/>
+          <w:color w:val="1F2D55"/>
+          <w:sz w:val="26"/>
+        </w:rPr>
+        <w:t>Governance and review</w:t>
       </w:r>
     </w:p>
     <w:p>
       <w:pPr>
-        <w:pStyle w:val="Heading1"/>
+        <w:spacing w:after="80"/>
       </w:pPr>
       <w:r>
-        <w:t>7. Risks we are watching</w:t>
+        <w:rPr>
+          <w:i w:val="0"/>
+          <w:sz w:val="20"/>
+        </w:rPr>
+        <w:t>Annual full refresh of this strategy document each February ahead of the FY budget cycle. Quarterly review at the Strategy Sub-Committee of the Board, with KPI dashboard reporting to GroupExCo monthly. Any material change in strategic direction (e.g., divestment of a Pillar division) triggers Board re-approval.</w:t>
       </w:r>
     </w:p>
     <w:p>
       <w:pPr>
-        <w:pStyle w:val="ListBullet"/>
+        <w:spacing w:before="240" w:after="80"/>
       </w:pPr>
       <w:r>
-        <w:t>Scope 3 data quality — 8 of 14 categories High variance. Improvement plan with suppliers.</w:t>
+        <w:rPr>
+          <w:b/>
+          <w:color w:val="1F2D55"/>
+          <w:sz w:val="26"/>
+        </w:rPr>
+        <w:t>Closing</w:t>
       </w:r>
     </w:p>
     <w:p>
       <w:pPr>
-        <w:pStyle w:val="ListBullet"/>
+        <w:spacing w:after="80"/>
       </w:pPr>
       <w:r>
-        <w:t>Carbon pricing — Indonesia carbon tax 2025; modelled MYR 38M annualised cost.</w:t>
+        <w:rPr>
+          <w:i w:val="0"/>
+          <w:sz w:val="20"/>
+        </w:rPr>
+        <w:t>Five pillars; 11 divisions; one Group. Discipline in execution is the bridge between purpose and ambition.</w:t>
       </w:r>
     </w:p>
     <w:p>
       <w:pPr>
-        <w:pStyle w:val="ListBullet"/>
+        <w:jc w:val="center"/>
       </w:pPr>
       <w:r>
-        <w:t>Greenwashing risk — single-source claims are inadequate; we require minimum two-source verification on every public claim.</w:t>
-      </w:r>
-    </w:p>
-    <w:p>
-      <w:pPr>
-        <w:pStyle w:val="ListBullet"/>
-      </w:pPr>
-      <w:r>
-        <w:t>Just transition — plantation workforce; reskilling programme needs MYR 240M capex by 2028.</w:t>
-      </w:r>
-    </w:p>
-    <w:p>
-      <w:pPr>
-        <w:pStyle w:val="ListBullet"/>
-      </w:pPr>
-      <w:r>
-        <w:t>Reporting fatigue — 9 frameworks, 30+ KPIs. Internal teams need automation; data architecture roadmap in flight.</w:t>
+        <w:rPr>
+          <w:i/>
+          <w:color w:val="9CA3AF"/>
+          <w:sz w:val="16"/>
+        </w:rPr>
+        <w:t>— END OF DOCUMENT —</w:t>
       </w:r>
     </w:p>
     <w:sectPr>
@@ -1149,10 +1692,6 @@
     <w:name w:val="Normal"/>
     <w:qFormat/>
     <w:rsid w:val="00FC693F"/>
-    <w:rPr>
-      <w:rFonts w:ascii="Aptos" w:hAnsi="Aptos"/>
-      <w:sz w:val="22"/>
-    </w:rPr>
   </w:style>
   <w:style w:type="paragraph" w:styleId="Header">
     <w:name w:val="header"/>
